--- a/Estructura proyecto Editorial NOVA.docx
+++ b/Estructura proyecto Editorial NOVA.docx
@@ -8,16 +8,17 @@
       </w:r>
     </w:p>
     <w:p>
+      <w:bookmarkStart w:id="0" w:name="_GoBack"/>
       <w:r>
         <w:rPr>
           <w:noProof/>
           <w:lang w:eastAsia="es-CL"/>
         </w:rPr>
         <w:drawing>
-          <wp:inline distT="0" distB="0" distL="0" distR="0" wp14:anchorId="1B46066A" wp14:editId="02BB97F6">
-            <wp:extent cx="4229100" cy="4619625"/>
-            <wp:effectExtent l="0" t="0" r="0" b="9525"/>
-            <wp:docPr id="1" name="Imagen 1"/>
+          <wp:inline distT="0" distB="0" distL="0" distR="0">
+            <wp:extent cx="5612130" cy="5128895"/>
+            <wp:effectExtent l="0" t="0" r="7620" b="0"/>
+            <wp:docPr id="2" name="Imagen 2"/>
             <wp:cNvGraphicFramePr>
               <a:graphicFrameLocks xmlns:a="http://schemas.openxmlformats.org/drawingml/2006/main" noChangeAspect="1"/>
             </wp:cNvGraphicFramePr>
@@ -25,11 +26,17 @@
               <a:graphicData uri="http://schemas.openxmlformats.org/drawingml/2006/picture">
                 <pic:pic xmlns:pic="http://schemas.openxmlformats.org/drawingml/2006/picture">
                   <pic:nvPicPr>
-                    <pic:cNvPr id="1" name=""/>
+                    <pic:cNvPr id="2" name="1c9f899e-9cde-47fe-8420-38660fa0abff.png"/>
                     <pic:cNvPicPr/>
                   </pic:nvPicPr>
                   <pic:blipFill>
-                    <a:blip r:embed="rId4"/>
+                    <a:blip r:embed="rId4">
+                      <a:extLst>
+                        <a:ext uri="{28A0092B-C50C-407E-A947-70E740481C1C}">
+                          <a14:useLocalDpi xmlns:a14="http://schemas.microsoft.com/office/drawing/2010/main" val="0"/>
+                        </a:ext>
+                      </a:extLst>
+                    </a:blip>
                     <a:stretch>
                       <a:fillRect/>
                     </a:stretch>
@@ -37,7 +44,7 @@
                   <pic:spPr>
                     <a:xfrm>
                       <a:off x="0" y="0"/>
-                      <a:ext cx="4229100" cy="4619625"/>
+                      <a:ext cx="5612130" cy="5128895"/>
                     </a:xfrm>
                     <a:prstGeom prst="rect">
                       <a:avLst/>
@@ -49,8 +56,39 @@
           </wp:inline>
         </w:drawing>
       </w:r>
-      <w:bookmarkStart w:id="0" w:name="_GoBack"/>
       <w:bookmarkEnd w:id="0"/>
+    </w:p>
+    <w:p/>
+    <w:p>
+      <w:r>
+        <w:t>Enlace GIT</w:t>
+      </w:r>
+    </w:p>
+    <w:p>
+      <w:hyperlink r:id="rId5" w:history="1">
+        <w:r>
+          <w:rPr>
+            <w:rStyle w:val="Hipervnculo"/>
+          </w:rPr>
+          <w:t>https://github.com/vestalia007/proyecto7.git</w:t>
+        </w:r>
+      </w:hyperlink>
+    </w:p>
+    <w:p/>
+    <w:p>
+      <w:r>
+        <w:t xml:space="preserve">Claves admin </w:t>
+      </w:r>
+    </w:p>
+    <w:p>
+      <w:r>
+        <w:t>Usuario: admin</w:t>
+      </w:r>
+    </w:p>
+    <w:p>
+      <w:r>
+        <w:t>Clave: 1234</w:t>
+      </w:r>
     </w:p>
     <w:sectPr>
       <w:pgSz w:w="12240" w:h="15840"/>
@@ -483,6 +521,17 @@
     <w:semiHidden/>
     <w:unhideWhenUsed/>
   </w:style>
+  <w:style w:type="character" w:styleId="Hipervnculo">
+    <w:name w:val="Hyperlink"/>
+    <w:basedOn w:val="Fuentedeprrafopredeter"/>
+    <w:uiPriority w:val="99"/>
+    <w:unhideWhenUsed/>
+    <w:rsid w:val="00110436"/>
+    <w:rPr>
+      <w:color w:val="0563C1" w:themeColor="hyperlink"/>
+      <w:u w:val="single"/>
+    </w:rPr>
+  </w:style>
 </w:styles>
 </file>
 
